--- a/doc/XX订单号XX客户C类生产任务单-非标-模板版.docx
+++ b/doc/XX订单号XX客户C类生产任务单-非标-模板版.docx
@@ -137,7 +137,7 @@
             </w:pPr>
             <w:sdt>
               <w:sdtPr>
-                <w:alias w:val="合同编号"/>
+                <w:alias w:val="基本信息/合同编号"/>
                 <w:tag w:val="contract_no"/>
                 <w:text/>
               </w:sdtPr>
@@ -188,7 +188,7 @@
             </w:pPr>
             <w:sdt>
               <w:sdtPr>
-                <w:alias w:val="下单日期"/>
+                <w:alias w:val="基本信息/下单日期"/>
                 <w:tag w:val="order_date"/>
                 <w:date/>
               </w:sdtPr>
@@ -239,7 +239,7 @@
             </w:pPr>
             <w:sdt>
               <w:sdtPr>
-                <w:alias w:val="售前人员"/>
+                <w:alias w:val="基本信息/售前人员"/>
                 <w:tag w:val="presales_person"/>
                 <w:text/>
               </w:sdtPr>
@@ -308,7 +308,7 @@
             </w:pPr>
             <w:sdt>
               <w:sdtPr>
-                <w:alias w:val="客户名称"/>
+                <w:alias w:val="基本信息/客户名称"/>
                 <w:tag w:val="customer_name"/>
                 <w:text/>
               </w:sdtPr>
@@ -359,13 +359,17 @@
             </w:pPr>
             <w:sdt>
               <w:sdtPr>
-                <w:alias w:val="项目紧急程度"/>
+                <w:alias w:val="基本信息/项目紧急程度"/>
                 <w:tag w:val="urgency"/>
-                <w:text/>
+                <w:dropDownList>
+                  <w:listItem w:displayText="一般" w:value="一般"/>
+                  <w:listItem w:displayText="中度" w:value="中度"/>
+                  <w:listItem w:displayText="紧急" w:value="紧急"/>
+                </w:dropDownList>
               </w:sdtPr>
               <w:sdtContent>
                 <w:r>
-                  <w:t>一般/中度/紧急，三选一</w:t>
+                  <w:t>项目紧急程度：一般/中度/紧急，选一项</w:t>
                 </w:r>
               </w:sdtContent>
             </w:sdt>
@@ -427,13 +431,18 @@
             </w:pPr>
             <w:sdt>
               <w:sdtPr>
-                <w:alias w:val="订单类型"/>
+                <w:alias w:val="基本信息/订单类型"/>
                 <w:tag w:val="order_type"/>
-                <w:text/>
+                <w:dropDownList>
+                  <w:listItem w:displayText="A类" w:value="A类"/>
+                  <w:listItem w:displayText="B类" w:value="B类"/>
+                  <w:listItem w:displayText="C类" w:value="C类"/>
+                  <w:listItem w:displayText="D类" w:value="D类"/>
+                </w:dropDownList>
               </w:sdtPr>
               <w:sdtContent>
                 <w:r>
-                  <w:t>A/B/C/D 四类中选一，见右侧说明</w:t>
+                  <w:t>订单类型：A类/B类/C类/D类，选一项</w:t>
                 </w:r>
               </w:sdtContent>
             </w:sdt>
@@ -520,7 +529,7 @@
             </w:pPr>
             <w:sdt>
               <w:sdtPr>
-                <w:alias w:val="销售人员"/>
+                <w:alias w:val="基本信息/销售人员"/>
                 <w:tag w:val="sales_person"/>
                 <w:text/>
               </w:sdtPr>
@@ -572,7 +581,7 @@
             </w:pPr>
             <w:sdt>
               <w:sdtPr>
-                <w:alias w:val="交货日期"/>
+                <w:alias w:val="基本信息/交货日期"/>
                 <w:tag w:val="delivery_date"/>
                 <w:date/>
               </w:sdtPr>
@@ -1224,7 +1233,7 @@
             </w:pPr>
             <w:sdt>
               <w:sdtPr>
-                <w:alias w:val="设备名称"/>
+                <w:alias w:val="设备信息/设备名称"/>
                 <w:tag w:val="device_name"/>
                 <w:text/>
               </w:sdtPr>
@@ -1254,7 +1263,7 @@
             </w:pPr>
             <w:sdt>
               <w:sdtPr>
-                <w:alias w:val="数量"/>
+                <w:alias w:val="设备信息/数量"/>
                 <w:tag w:val="device_qty"/>
                 <w:text/>
               </w:sdtPr>
@@ -1285,7 +1294,7 @@
             </w:pPr>
             <w:sdt>
               <w:sdtPr>
-                <w:alias w:val="单价（元）"/>
+                <w:alias w:val="设备信息/单价"/>
                 <w:tag w:val="device_price"/>
                 <w:text/>
               </w:sdtPr>
@@ -1316,7 +1325,7 @@
             </w:pPr>
             <w:sdt>
               <w:sdtPr>
-                <w:alias w:val="设备型号"/>
+                <w:alias w:val="设备信息/设备型号"/>
                 <w:tag w:val="device_model"/>
                 <w:text/>
               </w:sdtPr>
@@ -1485,6 +1494,18 @@
                 <w:szCs w:val="18"/>
               </w:rPr>
             </w:pPr>
+            <w:sdt>
+              <w:sdtPr>
+                <w:alias w:val="技术参数/全容积"/>
+                <w:tag w:val="full_volume"/>
+                <w:text/>
+              </w:sdtPr>
+              <w:sdtContent>
+                <w:r>
+                  <w:t>请填写全容积数值</w:t>
+                </w:r>
+              </w:sdtContent>
+            </w:sdt>
             <w:r>
               <w:rPr>
                 <w:rFonts w:hint="eastAsia" w:ascii="宋体" w:hAnsi="宋体" w:eastAsia="宋体" w:cs="宋体"/>
@@ -1540,15 +1561,18 @@
                 <w:szCs w:val="18"/>
               </w:rPr>
             </w:pPr>
-            <w:r>
-              <w:rPr>
-                <w:rFonts w:hint="eastAsia" w:ascii="宋体" w:hAnsi="宋体" w:eastAsia="宋体" w:cs="宋体"/>
-                <w:bCs/>
-                <w:sz w:val="18"/>
-                <w:szCs w:val="18"/>
-              </w:rPr>
-              <w:t>主体及附件材质有特殊要求的均需描述清楚</w:t>
-            </w:r>
+            <w:sdt>
+              <w:sdtPr>
+                <w:alias w:val="技术参数/材质"/>
+                <w:tag w:val="material"/>
+                <w:text/>
+              </w:sdtPr>
+              <w:sdtContent>
+                <w:r>
+                  <w:t>主体及附件材质；有特殊要求的均需描述清楚</w:t>
+                </w:r>
+              </w:sdtContent>
+            </w:sdt>
           </w:p>
         </w:tc>
       </w:tr>
@@ -1612,15 +1636,22 @@
                 <w:szCs w:val="18"/>
               </w:rPr>
             </w:pPr>
-            <w:r>
-              <w:rPr>
-                <w:rFonts w:hint="eastAsia" w:ascii="宋体" w:hAnsi="宋体" w:eastAsia="宋体" w:cs="宋体"/>
-                <w:bCs/>
-                <w:sz w:val="18"/>
-                <w:szCs w:val="18"/>
-              </w:rPr>
-              <w:t>法兰or快开or一键快开</w:t>
-            </w:r>
+            <w:sdt>
+              <w:sdtPr>
+                <w:alias w:val="技术参数/结构形式"/>
+                <w:tag w:val="structure_type"/>
+                <w:dropDownList>
+                  <w:listItem w:displayText="法兰" w:value="法兰"/>
+                  <w:listItem w:displayText="快开" w:value="快开"/>
+                  <w:listItem w:displayText="一键快开" w:value="一键快开"/>
+                </w:dropDownList>
+              </w:sdtPr>
+              <w:sdtContent>
+                <w:r>
+                  <w:t>结构形式：法兰/快开/一键快开，选一项</w:t>
+                </w:r>
+              </w:sdtContent>
+            </w:sdt>
           </w:p>
         </w:tc>
         <w:tc>
@@ -1667,15 +1698,22 @@
                 <w:szCs w:val="18"/>
               </w:rPr>
             </w:pPr>
-            <w:r>
-              <w:rPr>
-                <w:rFonts w:hint="eastAsia" w:ascii="宋体" w:hAnsi="宋体" w:eastAsia="宋体" w:cs="宋体"/>
-                <w:bCs/>
-                <w:sz w:val="18"/>
-                <w:szCs w:val="18"/>
-              </w:rPr>
-              <w:t>无/釜盖升降/釜体升降</w:t>
-            </w:r>
+            <w:sdt>
+              <w:sdtPr>
+                <w:alias w:val="技术参数/升降"/>
+                <w:tag w:val="lifting"/>
+                <w:dropDownList>
+                  <w:listItem w:displayText="无" w:value="无"/>
+                  <w:listItem w:displayText="釜盖升降" w:value="釜盖升降"/>
+                  <w:listItem w:displayText="釜体升降" w:value="釜体升降"/>
+                </w:dropDownList>
+              </w:sdtPr>
+              <w:sdtContent>
+                <w:r>
+                  <w:t>升降：无/釜盖升降/釜体升降，选一项</w:t>
+                </w:r>
+              </w:sdtContent>
+            </w:sdt>
           </w:p>
         </w:tc>
       </w:tr>
@@ -1740,6 +1778,18 @@
                 <w:szCs w:val="18"/>
               </w:rPr>
             </w:pPr>
+            <w:sdt>
+              <w:sdtPr>
+                <w:alias w:val="技术参数/使用压力"/>
+                <w:tag w:val="working_pressure"/>
+                <w:text/>
+              </w:sdtPr>
+              <w:sdtContent>
+                <w:r>
+                  <w:t>请填写使用压力数值</w:t>
+                </w:r>
+              </w:sdtContent>
+            </w:sdt>
             <w:r>
               <w:rPr>
                 <w:rFonts w:hint="eastAsia" w:ascii="宋体" w:hAnsi="宋体" w:eastAsia="宋体" w:cs="宋体"/>
@@ -1795,6 +1845,18 @@
                 <w:szCs w:val="18"/>
               </w:rPr>
             </w:pPr>
+            <w:sdt>
+              <w:sdtPr>
+                <w:alias w:val="技术参数/爆破压力"/>
+                <w:tag w:val="burst_pressure"/>
+                <w:text/>
+              </w:sdtPr>
+              <w:sdtContent>
+                <w:r>
+                  <w:t>请填写爆破压力数值</w:t>
+                </w:r>
+              </w:sdtContent>
+            </w:sdt>
             <w:r>
               <w:rPr>
                 <w:rFonts w:hint="eastAsia" w:ascii="宋体" w:hAnsi="宋体" w:eastAsia="宋体" w:cs="宋体"/>
@@ -1851,6 +1913,18 @@
                 <w:szCs w:val="18"/>
               </w:rPr>
             </w:pPr>
+            <w:sdt>
+              <w:sdtPr>
+                <w:alias w:val="技术参数/设计压力"/>
+                <w:tag w:val="design_pressure"/>
+                <w:text/>
+              </w:sdtPr>
+              <w:sdtContent>
+                <w:r>
+                  <w:t>请填写设计压力数值</w:t>
+                </w:r>
+              </w:sdtContent>
+            </w:sdt>
             <w:r>
               <w:rPr>
                 <w:rFonts w:hint="eastAsia" w:ascii="宋体" w:hAnsi="宋体" w:eastAsia="宋体" w:cs="宋体"/>
@@ -1923,6 +1997,18 @@
                 <w:szCs w:val="18"/>
               </w:rPr>
             </w:pPr>
+            <w:sdt>
+              <w:sdtPr>
+                <w:alias w:val="技术参数/使用温度"/>
+                <w:tag w:val="working_temp"/>
+                <w:text/>
+              </w:sdtPr>
+              <w:sdtContent>
+                <w:r>
+                  <w:t>请填写使用温度数值</w:t>
+                </w:r>
+              </w:sdtContent>
+            </w:sdt>
             <w:r>
               <w:rPr>
                 <w:rFonts w:hint="eastAsia" w:ascii="宋体" w:hAnsi="宋体" w:eastAsia="宋体" w:cs="宋体"/>
@@ -1978,6 +2064,18 @@
                 <w:szCs w:val="18"/>
               </w:rPr>
             </w:pPr>
+            <w:sdt>
+              <w:sdtPr>
+                <w:alias w:val="技术参数/设计温度"/>
+                <w:tag w:val="design_temp"/>
+                <w:text/>
+              </w:sdtPr>
+              <w:sdtContent>
+                <w:r>
+                  <w:t>请填写设计温度数值</w:t>
+                </w:r>
+              </w:sdtContent>
+            </w:sdt>
             <w:r>
               <w:rPr>
                 <w:rFonts w:hint="eastAsia" w:ascii="宋体" w:hAnsi="宋体" w:eastAsia="宋体" w:cs="宋体"/>
@@ -2054,6 +2152,18 @@
                 <w:szCs w:val="18"/>
               </w:rPr>
             </w:pPr>
+            <w:sdt>
+              <w:sdtPr>
+                <w:alias w:val="技术参数/粘度范围"/>
+                <w:tag w:val="viscosity_range"/>
+                <w:text/>
+              </w:sdtPr>
+              <w:sdtContent>
+                <w:r>
+                  <w:t>请填写粘度范围数值</w:t>
+                </w:r>
+              </w:sdtContent>
+            </w:sdt>
             <w:r>
               <w:rPr>
                 <w:rFonts w:hint="eastAsia" w:ascii="宋体" w:hAnsi="宋体" w:eastAsia="宋体" w:cs="宋体"/>
@@ -2109,6 +2219,18 @@
                 <w:szCs w:val="18"/>
               </w:rPr>
             </w:pPr>
+            <w:sdt>
+              <w:sdtPr>
+                <w:alias w:val="技术参数/桨型"/>
+                <w:tag w:val="paddle_type"/>
+                <w:text/>
+              </w:sdtPr>
+              <w:sdtContent>
+                <w:r>
+                  <w:t>请填写桨型</w:t>
+                </w:r>
+              </w:sdtContent>
+            </w:sdt>
           </w:p>
         </w:tc>
         <w:tc>
@@ -2156,6 +2278,18 @@
                 <w:szCs w:val="18"/>
               </w:rPr>
             </w:pPr>
+            <w:sdt>
+              <w:sdtPr>
+                <w:alias w:val="技术参数/转速范围"/>
+                <w:tag w:val="speed_range"/>
+                <w:text/>
+              </w:sdtPr>
+              <w:sdtContent>
+                <w:r>
+                  <w:t>请填写转速范围数值</w:t>
+                </w:r>
+              </w:sdtContent>
+            </w:sdt>
             <w:r>
               <w:rPr>
                 <w:rFonts w:hint="eastAsia" w:ascii="宋体" w:hAnsi="宋体" w:eastAsia="宋体" w:cs="宋体"/>
@@ -2230,15 +2364,22 @@
                 <w:szCs w:val="18"/>
               </w:rPr>
             </w:pPr>
-            <w:r>
-              <w:rPr>
-                <w:rFonts w:hint="eastAsia" w:ascii="宋体" w:hAnsi="宋体" w:eastAsia="宋体" w:cs="宋体"/>
-                <w:bCs/>
-                <w:sz w:val="18"/>
-                <w:szCs w:val="18"/>
-              </w:rPr>
-              <w:t>电加热/油浴控夹套/油浴控物料</w:t>
-            </w:r>
+            <w:sdt>
+              <w:sdtPr>
+                <w:alias w:val="技术参数/加热形式"/>
+                <w:tag w:val="heating_type"/>
+                <w:dropDownList>
+                  <w:listItem w:displayText="电加热" w:value="电加热"/>
+                  <w:listItem w:displayText="油浴控夹套" w:value="油浴控夹套"/>
+                  <w:listItem w:displayText="油浴控物料" w:value="油浴控物料"/>
+                </w:dropDownList>
+              </w:sdtPr>
+              <w:sdtContent>
+                <w:r>
+                  <w:t>加热形式：电加热/油浴控夹套/油浴控物料，选一项</w:t>
+                </w:r>
+              </w:sdtContent>
+            </w:sdt>
           </w:p>
         </w:tc>
         <w:tc>
@@ -2285,15 +2426,18 @@
                 <w:szCs w:val="18"/>
               </w:rPr>
             </w:pPr>
-            <w:r>
-              <w:rPr>
-                <w:rFonts w:hint="eastAsia" w:ascii="宋体" w:hAnsi="宋体" w:eastAsia="宋体" w:cs="宋体"/>
-                <w:bCs/>
-                <w:sz w:val="18"/>
-                <w:szCs w:val="18"/>
-              </w:rPr>
-              <w:t>盘管/U形管是否接电磁阀连锁</w:t>
-            </w:r>
+            <w:sdt>
+              <w:sdtPr>
+                <w:alias w:val="技术参数/内置冷却"/>
+                <w:tag w:val="inner_cooling"/>
+                <w:text/>
+              </w:sdtPr>
+              <w:sdtContent>
+                <w:r>
+                  <w:t>盘管/U形管；是否接电磁阀连锁</w:t>
+                </w:r>
+              </w:sdtContent>
+            </w:sdt>
           </w:p>
         </w:tc>
       </w:tr>
@@ -2359,15 +2503,18 @@
                 <w:szCs w:val="18"/>
               </w:rPr>
             </w:pPr>
-            <w:r>
-              <w:rPr>
-                <w:rFonts w:hint="eastAsia" w:ascii="宋体" w:hAnsi="宋体" w:eastAsia="宋体" w:cs="宋体"/>
-                <w:bCs/>
-                <w:sz w:val="18"/>
-                <w:szCs w:val="18"/>
-              </w:rPr>
-              <w:t>无/堵头/球阀/下展阀</w:t>
-            </w:r>
+            <w:sdt>
+              <w:sdtPr>
+                <w:alias w:val="技术参数/下放料及尺寸"/>
+                <w:tag w:val="discharge"/>
+                <w:text/>
+              </w:sdtPr>
+              <w:sdtContent>
+                <w:r>
+                  <w:t>无/堵头/球阀/下展阀，并注明尺寸</w:t>
+                </w:r>
+              </w:sdtContent>
+            </w:sdt>
           </w:p>
         </w:tc>
       </w:tr>
@@ -2441,6 +2588,18 @@
               </w:rPr>
               <w:t>釜盖：有特殊尺寸的需明确数量及接口形式大小，有PID流程图的流程图上体现</w:t>
             </w:r>
+            <w:sdt>
+              <w:sdtPr>
+                <w:alias w:val="技术参数/釜盖开口"/>
+                <w:tag w:val="opening_lid"/>
+                <w:text/>
+              </w:sdtPr>
+              <w:sdtContent>
+                <w:r>
+                  <w:t>釜盖开口：数量与接口形式大小；有PID流程图的在流程图上体现</w:t>
+                </w:r>
+              </w:sdtContent>
+            </w:sdt>
           </w:p>
           <w:p>
             <w:pPr>
@@ -2463,6 +2622,18 @@
               </w:rPr>
               <w:t>釜体：</w:t>
             </w:r>
+            <w:sdt>
+              <w:sdtPr>
+                <w:alias w:val="技术参数/釜体开口"/>
+                <w:tag w:val="opening_body"/>
+                <w:text/>
+              </w:sdtPr>
+              <w:sdtContent>
+                <w:r>
+                  <w:t>釜体开口及尺寸；无写「无」</w:t>
+                </w:r>
+              </w:sdtContent>
+            </w:sdt>
           </w:p>
         </w:tc>
       </w:tr>
@@ -2527,15 +2698,21 @@
                 <w:szCs w:val="18"/>
               </w:rPr>
             </w:pPr>
-            <w:r>
-              <w:rPr>
-                <w:rFonts w:hint="eastAsia" w:ascii="宋体" w:hAnsi="宋体" w:eastAsia="宋体" w:cs="宋体"/>
-                <w:bCs/>
-                <w:sz w:val="18"/>
-                <w:szCs w:val="18"/>
-              </w:rPr>
-              <w:t>☑220V        □380V</w:t>
-            </w:r>
+            <w:sdt>
+              <w:sdtPr>
+                <w:alias w:val="技术参数/电源要求"/>
+                <w:tag w:val="power_supply"/>
+                <w:dropDownList>
+                  <w:listItem w:displayText="220V" w:value="220V"/>
+                  <w:listItem w:displayText="380V" w:value="380V"/>
+                </w:dropDownList>
+              </w:sdtPr>
+              <w:sdtContent>
+                <w:r>
+                  <w:t>电源要求：220V/380V，选一项</w:t>
+                </w:r>
+              </w:sdtContent>
+            </w:sdt>
           </w:p>
         </w:tc>
         <w:tc>
@@ -2580,6 +2757,18 @@
                 <w:szCs w:val="18"/>
               </w:rPr>
             </w:pPr>
+            <w:sdt>
+              <w:sdtPr>
+                <w:alias w:val="技术参数/占地尺寸要求"/>
+                <w:tag w:val="footprint"/>
+                <w:text/>
+              </w:sdtPr>
+              <w:sdtContent>
+                <w:r>
+                  <w:t>请填写占地尺寸要求；无要求写「无」</w:t>
+                </w:r>
+              </w:sdtContent>
+            </w:sdt>
           </w:p>
         </w:tc>
       </w:tr>
@@ -2689,15 +2878,18 @@
                 <w:szCs w:val="18"/>
               </w:rPr>
             </w:pPr>
-            <w:r>
-              <w:rPr>
-                <w:rFonts w:hint="eastAsia" w:ascii="宋体" w:hAnsi="宋体" w:eastAsia="宋体" w:cs="宋体"/>
-                <w:bCs/>
-                <w:sz w:val="18"/>
-                <w:szCs w:val="18"/>
-              </w:rPr>
-              <w:t>进料端：文字或PID流程清晰描述</w:t>
-            </w:r>
+            <w:sdt>
+              <w:sdtPr>
+                <w:alias w:val="配套功能/进料端"/>
+                <w:tag w:val="feed_end"/>
+                <w:text/>
+              </w:sdtPr>
+              <w:sdtContent>
+                <w:r>
+                  <w:t>进料端要求：文字或PID流程清晰描述</w:t>
+                </w:r>
+              </w:sdtContent>
+            </w:sdt>
           </w:p>
         </w:tc>
       </w:tr>
@@ -2762,15 +2954,18 @@
                 <w:szCs w:val="18"/>
               </w:rPr>
             </w:pPr>
-            <w:r>
-              <w:rPr>
-                <w:rFonts w:hint="eastAsia" w:ascii="宋体" w:hAnsi="宋体" w:eastAsia="宋体" w:cs="宋体"/>
-                <w:bCs/>
-                <w:sz w:val="18"/>
-                <w:szCs w:val="18"/>
-              </w:rPr>
-              <w:t>后端：是否需要冷凝回流或回收等等。文字或PID流程清晰描述</w:t>
-            </w:r>
+            <w:sdt>
+              <w:sdtPr>
+                <w:alias w:val="配套功能/后端"/>
+                <w:tag w:val="back_end"/>
+                <w:text/>
+              </w:sdtPr>
+              <w:sdtContent>
+                <w:r>
+                  <w:t>后端要求：是否需要冷凝回流或回收等，文字或PID流程清晰描述</w:t>
+                </w:r>
+              </w:sdtContent>
+            </w:sdt>
           </w:p>
         </w:tc>
       </w:tr>
@@ -2835,15 +3030,18 @@
                 <w:szCs w:val="18"/>
               </w:rPr>
             </w:pPr>
-            <w:r>
-              <w:rPr>
-                <w:rFonts w:hint="eastAsia" w:ascii="宋体" w:hAnsi="宋体" w:eastAsia="宋体" w:cs="宋体"/>
-                <w:bCs/>
-                <w:sz w:val="18"/>
-                <w:szCs w:val="18"/>
-              </w:rPr>
-              <w:t>取样功能：</w:t>
-            </w:r>
+            <w:sdt>
+              <w:sdtPr>
+                <w:alias w:val="配套功能/取样功能"/>
+                <w:tag w:val="sampling"/>
+                <w:text/>
+              </w:sdtPr>
+              <w:sdtContent>
+                <w:r>
+                  <w:t>取样功能要求；无要求写「无」</w:t>
+                </w:r>
+              </w:sdtContent>
+            </w:sdt>
           </w:p>
         </w:tc>
       </w:tr>
@@ -2908,15 +3106,18 @@
                 <w:szCs w:val="18"/>
               </w:rPr>
             </w:pPr>
-            <w:r>
-              <w:rPr>
-                <w:rFonts w:hint="eastAsia" w:ascii="宋体" w:hAnsi="宋体" w:eastAsia="宋体" w:cs="宋体"/>
-                <w:bCs/>
-                <w:sz w:val="18"/>
-                <w:szCs w:val="18"/>
-              </w:rPr>
-              <w:t>其他特殊要求</w:t>
-            </w:r>
+            <w:sdt>
+              <w:sdtPr>
+                <w:alias w:val="配套功能/其他特殊要求"/>
+                <w:tag w:val="other_special"/>
+                <w:text/>
+              </w:sdtPr>
+              <w:sdtContent>
+                <w:r>
+                  <w:t>其他特殊要求；无要求写「无」</w:t>
+                </w:r>
+              </w:sdtContent>
+            </w:sdt>
           </w:p>
         </w:tc>
       </w:tr>
@@ -2999,62 +3200,26 @@
                 <w:szCs w:val="18"/>
               </w:rPr>
             </w:pPr>
-            <w:r>
-              <w:rPr>
-                <w:rFonts w:hint="eastAsia" w:ascii="宋体" w:hAnsi="宋体" w:eastAsia="宋体" w:cs="宋体"/>
-                <w:sz w:val="18"/>
-                <w:szCs w:val="18"/>
-              </w:rPr>
-              <w:t xml:space="preserve">□标准按键 </w:t>
-            </w:r>
-            <w:r>
-              <w:rPr>
-                <w:rFonts w:hint="eastAsia" w:ascii="宋体" w:hAnsi="宋体" w:eastAsia="宋体" w:cs="宋体"/>
-                <w:sz w:val="18"/>
-                <w:szCs w:val="18"/>
-              </w:rPr>
-              <w:fldChar w:fldCharType="begin"/>
-            </w:r>
-            <w:r>
-              <w:rPr>
-                <w:rFonts w:hint="eastAsia" w:ascii="宋体" w:hAnsi="宋体" w:eastAsia="宋体" w:cs="宋体"/>
-                <w:sz w:val="18"/>
-                <w:szCs w:val="18"/>
-              </w:rPr>
-              <w:instrText xml:space="preserve"> eq \o\ac(□)</w:instrText>
-            </w:r>
-            <w:r>
-              <w:rPr>
-                <w:rFonts w:hint="eastAsia" w:ascii="宋体" w:hAnsi="宋体" w:eastAsia="宋体" w:cs="宋体"/>
-                <w:sz w:val="18"/>
-                <w:szCs w:val="18"/>
-              </w:rPr>
-              <w:fldChar w:fldCharType="end"/>
-            </w:r>
-            <w:r>
-              <w:rPr>
-                <w:rFonts w:hint="eastAsia" w:ascii="宋体" w:hAnsi="宋体" w:eastAsia="宋体" w:cs="宋体"/>
-                <w:sz w:val="18"/>
-                <w:szCs w:val="18"/>
-              </w:rPr>
-              <w:t>老款触摸屏（程序分段和定值控制） □新款触摸屏</w:t>
-            </w:r>
-            <w:r>
-              <w:rPr>
-                <w:rFonts w:ascii="宋体" w:hAnsi="宋体" w:eastAsia="宋体" w:cs="宋体"/>
-                <w:sz w:val="18"/>
-                <w:szCs w:val="18"/>
-              </w:rPr>
-              <w:t>（无分段控制）</w:t>
-            </w:r>
-            <w:r>
-              <w:rPr>
-                <w:rFonts w:hint="eastAsia" w:ascii="宋体" w:hAnsi="宋体" w:eastAsia="宋体" w:cs="宋体"/>
-                <w:sz w:val="18"/>
-                <w:szCs w:val="18"/>
-              </w:rPr>
-              <w:t xml:space="preserve"> ☑分体式  □电脑  □触摸屏+电脑   □无</w:t>
-            </w:r>
+            <w:sdt>
+              <w:sdtPr>
+                <w:alias w:val="控制系统/控制方式"/>
+                <w:tag w:val="control_mode"/>
+                <w:dropDownList>
+                  <w:listItem w:displayText="标准按键" w:value="标准按键"/>
+                  <w:listItem w:displayText="老款触摸屏" w:value="老款触摸屏"/>
+                  <w:listItem w:displayText="新款触摸屏" w:value="新款触摸屏"/>
+                  <w:listItem w:displayText="分体式" w:value="分体式"/>
+                  <w:listItem w:displayText="电脑" w:value="电脑"/>
+                  <w:listItem w:displayText="触摸屏+电脑" w:value="触摸屏+电脑"/>
+                  <w:listItem w:displayText="无" w:value="无"/>
+                </w:dropDownList>
+              </w:sdtPr>
+              <w:sdtContent>
+                <w:r>
+                  <w:t>控制方式：标准按键/老款触摸屏/新款触摸屏/分体式/电脑/触摸屏+电脑/无，选一项</w:t>
+                </w:r>
+              </w:sdtContent>
+            </w:sdt>
           </w:p>
         </w:tc>
       </w:tr>
@@ -3098,6 +3263,18 @@
               </w:rPr>
               <w:t>防爆等级要求：</w:t>
             </w:r>
+            <w:sdt>
+              <w:sdtPr>
+                <w:alias w:val="控制系统/防爆等级要求"/>
+                <w:tag w:val="explosion_proof"/>
+                <w:text/>
+              </w:sdtPr>
+              <w:sdtContent>
+                <w:r>
+                  <w:t>请填写防爆等级；无要求写「无」</w:t>
+                </w:r>
+              </w:sdtContent>
+            </w:sdt>
           </w:p>
         </w:tc>
       </w:tr>
@@ -3141,6 +3318,18 @@
               </w:rPr>
               <w:t>控制逻辑连锁要求：</w:t>
             </w:r>
+            <w:sdt>
+              <w:sdtPr>
+                <w:alias w:val="控制系统/控制逻辑连锁要求"/>
+                <w:tag w:val="interlock"/>
+                <w:text/>
+              </w:sdtPr>
+              <w:sdtContent>
+                <w:r>
+                  <w:t>请填写控制逻辑连锁要求；无要求写「无」</w:t>
+                </w:r>
+              </w:sdtContent>
+            </w:sdt>
           </w:p>
         </w:tc>
       </w:tr>
@@ -3400,6 +3589,18 @@
                 <w:szCs w:val="18"/>
               </w:rPr>
             </w:pPr>
+            <w:sdt>
+              <w:sdtPr>
+                <w:alias w:val="配件信息/配件名称"/>
+                <w:tag w:val="accessory_name"/>
+                <w:text/>
+              </w:sdtPr>
+              <w:sdtContent>
+                <w:r>
+                  <w:t>配件/耗材名称；导热油、通气管道、内衬等未装在主设备上的均需填写</w:t>
+                </w:r>
+              </w:sdtContent>
+            </w:sdt>
           </w:p>
         </w:tc>
         <w:tc>
@@ -3417,6 +3618,18 @@
                 <w:szCs w:val="18"/>
               </w:rPr>
             </w:pPr>
+            <w:sdt>
+              <w:sdtPr>
+                <w:alias w:val="配件信息/配件数量"/>
+                <w:tag w:val="accessory_qty"/>
+                <w:text/>
+              </w:sdtPr>
+              <w:sdtContent>
+                <w:r>
+                  <w:t>请填写数量</w:t>
+                </w:r>
+              </w:sdtContent>
+            </w:sdt>
           </w:p>
         </w:tc>
         <w:tc>
@@ -3435,6 +3648,18 @@
                 <w:szCs w:val="18"/>
               </w:rPr>
             </w:pPr>
+            <w:sdt>
+              <w:sdtPr>
+                <w:alias w:val="配件信息/配件规格"/>
+                <w:tag w:val="accessory_spec"/>
+                <w:text/>
+              </w:sdtPr>
+              <w:sdtContent>
+                <w:r>
+                  <w:t>请填写规格</w:t>
+                </w:r>
+              </w:sdtContent>
+            </w:sdt>
           </w:p>
         </w:tc>
       </w:tr>
@@ -3689,15 +3914,21 @@
                 <w:szCs w:val="18"/>
               </w:rPr>
             </w:pPr>
-            <w:r>
-              <w:rPr>
-                <w:rFonts w:hint="eastAsia" w:ascii="宋体" w:hAnsi="宋体" w:eastAsia="宋体" w:cs="宋体"/>
-                <w:bCs/>
-                <w:sz w:val="18"/>
-                <w:szCs w:val="18"/>
-              </w:rPr>
-              <w:t>□送货          ☑发货</w:t>
-            </w:r>
+            <w:sdt>
+              <w:sdtPr>
+                <w:alias w:val="交付与附件/交货方式"/>
+                <w:tag w:val="delivery_method"/>
+                <w:dropDownList>
+                  <w:listItem w:displayText="送货" w:value="送货"/>
+                  <w:listItem w:displayText="发货" w:value="发货"/>
+                </w:dropDownList>
+              </w:sdtPr>
+              <w:sdtContent>
+                <w:r>
+                  <w:t>交货方式：送货/发货，选一项</w:t>
+                </w:r>
+              </w:sdtContent>
+            </w:sdt>
           </w:p>
         </w:tc>
       </w:tr>
@@ -3741,31 +3972,25 @@
               </w:rPr>
             </w:pPr>
             <w:r>
-              <w:rPr>
-                <w:rFonts w:hint="eastAsia" w:ascii="宋体" w:hAnsi="宋体" w:eastAsia="宋体" w:cs="宋体"/>
-                <w:b/>
-                <w:sz w:val="18"/>
-                <w:szCs w:val="18"/>
-              </w:rPr>
-              <w:t xml:space="preserve">PID流程图及技术协议     □有         </w:t>
-            </w:r>
-            <w:r>
-              <w:rPr>
-                <w:rFonts w:ascii="Segoe UI Symbol" w:hAnsi="Segoe UI Symbol" w:eastAsia="宋体" w:cs="Segoe UI Symbol"/>
-                <w:b/>
-                <w:sz w:val="18"/>
-                <w:szCs w:val="18"/>
-              </w:rPr>
-              <w:t>☑</w:t>
-            </w:r>
-            <w:r>
-              <w:rPr>
-                <w:rFonts w:hint="eastAsia" w:ascii="Segoe UI Symbol" w:hAnsi="Segoe UI Symbol" w:eastAsia="宋体" w:cs="Segoe UI Symbol"/>
-                <w:b/>
-                <w:sz w:val="18"/>
-                <w:szCs w:val="18"/>
-              </w:rPr>
-              <w:t>无   作为单独附件随任务单一起</w:t>
+              <w:t>PID流程图及技术协议：</w:t>
+            </w:r>
+            <w:sdt>
+              <w:sdtPr>
+                <w:alias w:val="交付与附件/PID流程图及技术协议"/>
+                <w:tag w:val="pid_attached"/>
+                <w:dropDownList>
+                  <w:listItem w:displayText="有" w:value="有"/>
+                  <w:listItem w:displayText="无" w:value="无"/>
+                </w:dropDownList>
+              </w:sdtPr>
+              <w:sdtContent>
+                <w:r>
+                  <w:t>PID流程图及技术协议：有/无，选一项</w:t>
+                </w:r>
+              </w:sdtContent>
+            </w:sdt>
+            <w:r>
+              <w:t xml:space="preserve">　（作为单独附件随任务单一起）</w:t>
             </w:r>
           </w:p>
         </w:tc>
